--- a/docs/saturdays_ai/DemoDaySaturdaysAI_HybridRetrieval_Informe.docx
+++ b/docs/saturdays_ai/DemoDaySaturdaysAI_HybridRetrieval_Informe.docx
@@ -67,6 +67,78 @@
           <w:szCs w:val="24"/>
         </w:rPr>
         <w:t xml:space="preserve">Francisco Javier Higuera González</w:t>
+      </w:r>
+    </w:p>
+    <w:p>
+      <w:pPr>
+        <w:spacing w:before="20" w:after="160"/>
+        <w:jc w:val="center"/>
+      </w:pPr>
+      <w:r>
+        <w:rPr>
+          <w:color w:val="595959"/>
+          <w:sz w:val="20"/>
+          <w:szCs w:val="20"/>
+        </w:rPr>
+        <w:t xml:space="preserve">Docente de Programación · Unidad Académica Especializada en la Formación Técnica y Tecnológica</w:t>
+      </w:r>
+    </w:p>
+    <w:p>
+      <w:pPr>
+        <w:spacing w:before="0"/>
+        <w:jc w:val="center"/>
+      </w:pPr>
+      <w:r>
+        <w:rPr>
+          <w:b/>
+          <w:bCs/>
+          <w:sz w:val="24"/>
+          <w:szCs w:val="24"/>
+        </w:rPr>
+        <w:t xml:space="preserve">Cristian Guillermo</w:t>
+      </w:r>
+    </w:p>
+    <w:p>
+      <w:pPr>
+        <w:spacing w:before="20" w:after="160"/>
+        <w:jc w:val="center"/>
+      </w:pPr>
+      <w:r>
+        <w:rPr>
+          <w:color w:val="595959"/>
+          <w:sz w:val="20"/>
+          <w:szCs w:val="20"/>
+        </w:rPr>
+        <w:t xml:space="preserve">Docente de Machine Learning · Unidad Académica Especializada en la Formación Técnica y Tecnológica</w:t>
+      </w:r>
+    </w:p>
+    <w:p>
+      <w:pPr>
+        <w:spacing w:before="0"/>
+        <w:jc w:val="center"/>
+      </w:pPr>
+      <w:r>
+        <w:rPr>
+          <w:b/>
+          <w:bCs/>
+          <w:sz w:val="24"/>
+          <w:szCs w:val="24"/>
+        </w:rPr>
+        <w:t xml:space="preserve">José Francisco Silva</w:t>
+      </w:r>
+    </w:p>
+    <w:p>
+      <w:pPr>
+        <w:spacing w:before="20" w:after="160"/>
+        <w:jc w:val="center"/>
+      </w:pPr>
+      <w:r>
+        <w:rPr>
+          <w:color w:val="595959"/>
+          <w:sz w:val="20"/>
+          <w:szCs w:val="20"/>
+        </w:rPr>
+        <w:t xml:space="preserve">Director de la Carrera Tecnología en Desarrollo de Software · Unidad Académica Especializada en la Formación Técnica y Tecnológica</w:t>
       </w:r>
     </w:p>
     <w:p>
@@ -4902,7 +4974,7 @@
                 <w:sz w:val="20"/>
                 <w:szCs w:val="20"/>
               </w:rPr>
-              <w:t xml:space="preserve">Francisco Javier Higuera González · Universidad UTE</w:t>
+              <w:t xml:space="preserve">Francisco Javier Higuera González, Cristian Guillermo, José Francisco Silva · Universidad UTE</w:t>
             </w:r>
           </w:p>
         </w:tc>

--- a/docs/saturdays_ai/DemoDaySaturdaysAI_HybridRetrieval_Informe.docx
+++ b/docs/saturdays_ai/DemoDaySaturdaysAI_HybridRetrieval_Informe.docx
@@ -2865,11 +2865,11 @@
         <w:rPr>
           <w:b/>
           <w:bCs/>
-          <w:color w:val="B42318"/>
-          <w:sz w:val="22"/>
-          <w:szCs w:val="22"/>
-        </w:rPr>
-        <w:t xml:space="preserve">pendiente de la corrida final sobre embeddings calculados con el prefijo correcto (ver nota en la sección 7 — bug real encontrado y corregido, commit 862a8ae). </w:t>
+          <w:color w:val="028090"/>
+          <w:sz w:val="22"/>
+          <w:szCs w:val="22"/>
+        </w:rPr>
+        <w:t xml:space="preserve">15 de 15 preguntas (100%) citan el artículo correcto con RAG, contra 0 de 15 con el baseline. Corrida oficial persistida en producción el 11 de octubre de 2026, ya con los embeddings recargados (prefijo corregido, commit 862a8ae) y vLLM real respondiendo.</w:t>
       </w:r>
     </w:p>
     <w:p>
@@ -4051,11 +4051,11 @@
         <w:rPr>
           <w:b/>
           <w:bCs/>
-          <w:color w:val="B42318"/>
-          <w:sz w:val="22"/>
-          <w:szCs w:val="22"/>
-        </w:rPr>
-        <w:t xml:space="preserve">[PENDIENTE — corrida final tras recargar los embeddings de producción con el prefijo corregido]</w:t>
+          <w:color w:val="028090"/>
+          <w:sz w:val="22"/>
+          <w:szCs w:val="22"/>
+        </w:rPr>
+        <w:t xml:space="preserve">15 de 15 (100%), contra 0 de 15 del baseline</w:t>
       </w:r>
     </w:p>
     <w:p>
@@ -4067,7 +4067,7 @@
           <w:sz w:val="22"/>
           <w:szCs w:val="22"/>
         </w:rPr>
-        <w:t xml:space="preserve">Nota metodológica: la primera corrida completa (896/896 embeddings calculados) se hizo antes de aplicar la corrección de prefijos — sus resultados no son representativos y no se reportan aquí. Con los embeddings mock de desarrollo (pseudo-aleatorios por diseño), el resultado esperado y correcto es 0/15 en ambos casos, ya que no hay señal semántica real que recuperar — esto no es un error del sistema, es el comportamiento esperado de un adaptador mock, y es la razón por la que la demo usa cómputo real del HPC en vez de depender del modo mock.</w:t>
+        <w:t xml:space="preserve">Corrida oficial (POST /api/rag/evaluation/run) contra producción el 11 de octubre de 2026, con los 896 embeddings ya recargados con el prefijo corregido y vLLM/TEI reales respondiendo — persistida en rag_evaluation_runs, visible en vivo en la pantalla “Evaluación” de la plataforma. Ejemplo cualitativo (pregunta sobre el contenido obligatorio del sílabo): el baseline inventa un artículo equivocado (cita el “Artículo 35” y una universidad que no existe, “Universidad Tecnológica de El Salvador”) con una respuesta que suena correcta pero no lo es; el RAG cita el artículo real (Artículo 67 del Reglamento de Régimen Académico) con el texto exacto de la normativa. Con los embeddings mock de desarrollo (pseudo-aleatorios por diseño) el resultado esperado y correcto sigue siendo 0/15 en ambos casos — no es un error del sistema, es el comportamiento esperado de un adaptador mock.</w:t>
       </w:r>
     </w:p>
     <w:p>
@@ -4519,7 +4519,7 @@
           <w:sz w:val="22"/>
           <w:szCs w:val="22"/>
         </w:rPr>
-        <w:t xml:space="preserve">La cifra cuantitativa de aciertos RAG vs. baseline sobre producción real está pendiente de la corrida final posterior a la recarga de embeddings corregidos (ver sección 7).</w:t>
+        <w:t xml:space="preserve">El checklist aún no se ha validado con retroalimentación de coordinadores de carrera reales sobre una muestra amplia de sílabos — la corrida de 15/15 (sección 7) mide la recuperación, no el acuerdo humano-IA sobre el veredicto final.</w:t>
       </w:r>
     </w:p>
     <w:p>

--- a/docs/saturdays_ai/DemoDaySaturdaysAI_HybridRetrieval_Informe.docx
+++ b/docs/saturdays_ai/DemoDaySaturdaysAI_HybridRetrieval_Informe.docx
@@ -1194,7 +1194,7 @@
           <w:sz w:val="22"/>
           <w:szCs w:val="22"/>
         </w:rPr>
-        <w:t xml:space="preserve">Qwen/Qwen2.5-7B-Instruct</w:t>
+        <w:t xml:space="preserve">Qwen/Qwen2.5-14B-Instruct</w:t>
       </w:r>
       <w:r>
         <w:rPr>
@@ -1330,6 +1330,200 @@
           <w:szCs w:val="22"/>
         </w:rPr>
         <w:t xml:space="preserve">El índice BM25 se construye una sola vez por petición (no una vez por cada uno de los 5 criterios o las 15 preguntas de evaluación) para no repetir ese cálculo innecesariamente en el servidor de producción.</w:t>
+      </w:r>
+    </w:p>
+    <w:p>
+      <w:pPr>
+        <w:pStyle w:val="Heading2"/>
+        <w:spacing w:after="120" w:before="280"/>
+      </w:pPr>
+      <w:r>
+        <w:rPr>
+          <w:b/>
+          <w:bCs/>
+          <w:color w:val="2F3C7E"/>
+        </w:rPr>
+        <w:t xml:space="preserve">Mecanismo paso a paso (lo que pasa en cada consulta)</w:t>
+      </w:r>
+    </w:p>
+    <w:p>
+      <w:pPr>
+        <w:spacing w:after="160"/>
+      </w:pPr>
+      <w:r>
+        <w:rPr>
+          <w:sz w:val="22"/>
+          <w:szCs w:val="22"/>
+        </w:rPr>
+        <w:t xml:space="preserve">Importante: ni TEI ni LanceDB "buscan" nada por sí mismos — TEI solo convierte texto en vectores; LanceDB solo guarda y entrega los vectores ya calculados. La búsqueda (coseno + BM25 + fusión) es código Python normal, corriendo en el VPS, no dentro de ningún modelo ni base de datos.</w:t>
+      </w:r>
+    </w:p>
+    <w:p>
+      <w:pPr>
+        <w:spacing w:after="100"/>
+      </w:pPr>
+      <w:r>
+        <w:rPr>
+          <w:b/>
+          <w:bCs/>
+          <w:sz w:val="22"/>
+          <w:szCs w:val="22"/>
+        </w:rPr>
+        <w:t xml:space="preserve">1. La pregunta llega al backend </w:t>
+      </w:r>
+      <w:r>
+        <w:rPr>
+          <w:sz w:val="22"/>
+          <w:szCs w:val="22"/>
+        </w:rPr>
+        <w:t xml:space="preserve">(FastAPI, en el VPS).</w:t>
+      </w:r>
+    </w:p>
+    <w:p>
+      <w:pPr>
+        <w:spacing w:after="100"/>
+      </w:pPr>
+      <w:r>
+        <w:rPr>
+          <w:b/>
+          <w:bCs/>
+          <w:sz w:val="22"/>
+          <w:szCs w:val="22"/>
+        </w:rPr>
+        <w:t xml:space="preserve">2. El backend manda la pregunta a TEI </w:t>
+      </w:r>
+      <w:r>
+        <w:rPr>
+          <w:sz w:val="22"/>
+          <w:szCs w:val="22"/>
+        </w:rPr>
+        <w:t xml:space="preserve">(una sola llamada HTTP, con el prefijo "query: ") y recibe su vector — es la única vez que se usa un modelo para esto.</w:t>
+      </w:r>
+    </w:p>
+    <w:p>
+      <w:pPr>
+        <w:spacing w:after="100"/>
+      </w:pPr>
+      <w:r>
+        <w:rPr>
+          <w:b/>
+          <w:bCs/>
+          <w:sz w:val="22"/>
+          <w:szCs w:val="22"/>
+        </w:rPr>
+        <w:t xml:space="preserve">3. El backend carga los 896 fragmentos desde LanceDB </w:t>
+      </w:r>
+      <w:r>
+        <w:rPr>
+          <w:sz w:val="22"/>
+          <w:szCs w:val="22"/>
+        </w:rPr>
+        <w:t xml:space="preserve">(list_all()) — trae todo a memoria; no es una búsqueda vectorial nativa de LanceDB, es traer los datos para compararlos en Python.</w:t>
+      </w:r>
+    </w:p>
+    <w:p>
+      <w:pPr>
+        <w:spacing w:after="100"/>
+      </w:pPr>
+      <w:r>
+        <w:rPr>
+          <w:b/>
+          <w:bCs/>
+          <w:sz w:val="22"/>
+          <w:szCs w:val="22"/>
+        </w:rPr>
+        <w:t xml:space="preserve">4. Dos rankings, calculados ahí mismo, sin GPU: </w:t>
+      </w:r>
+      <w:r>
+        <w:rPr>
+          <w:sz w:val="22"/>
+          <w:szCs w:val="22"/>
+        </w:rPr>
+        <w:t xml:space="preserve">similitud de coseno (vector de la pregunta contra los 896 guardados) y BM25 (texto de la pregunta contra el texto de los 896 fragmentos).</w:t>
+      </w:r>
+    </w:p>
+    <w:p>
+      <w:pPr>
+        <w:spacing w:after="100"/>
+      </w:pPr>
+      <w:r>
+        <w:rPr>
+          <w:b/>
+          <w:bCs/>
+          <w:sz w:val="22"/>
+          <w:szCs w:val="22"/>
+        </w:rPr>
+        <w:t xml:space="preserve">5. RRF fusiona ambos rankings </w:t>
+      </w:r>
+      <w:r>
+        <w:rPr>
+          <w:sz w:val="22"/>
+          <w:szCs w:val="22"/>
+        </w:rPr>
+        <w:t xml:space="preserve">y se queda con los 3 fragmentos mejor puntuados.</w:t>
+      </w:r>
+    </w:p>
+    <w:p>
+      <w:pPr>
+        <w:spacing w:after="100"/>
+      </w:pPr>
+      <w:r>
+        <w:rPr>
+          <w:b/>
+          <w:bCs/>
+          <w:sz w:val="22"/>
+          <w:szCs w:val="22"/>
+        </w:rPr>
+        <w:t xml:space="preserve">6. El backend arma un prompt </w:t>
+      </w:r>
+      <w:r>
+        <w:rPr>
+          <w:sz w:val="22"/>
+          <w:szCs w:val="22"/>
+        </w:rPr>
+        <w:t xml:space="preserve">con la pregunta + el texto de esos 3 fragmentos + instrucciones de sistema (citar el artículo, o avisar si no aplica).</w:t>
+      </w:r>
+    </w:p>
+    <w:p>
+      <w:pPr>
+        <w:spacing w:after="100"/>
+      </w:pPr>
+      <w:r>
+        <w:rPr>
+          <w:b/>
+          <w:bCs/>
+          <w:sz w:val="22"/>
+          <w:szCs w:val="22"/>
+        </w:rPr>
+        <w:t xml:space="preserve">7. Ese prompt se manda a vLLM </w:t>
+      </w:r>
+      <w:r>
+        <w:rPr>
+          <w:sz w:val="22"/>
+          <w:szCs w:val="22"/>
+        </w:rPr>
+        <w:t xml:space="preserve">(el modelo de generación, en el HPC, vía el túnel) — genera la respuesta en lenguaje natural.</w:t>
+      </w:r>
+    </w:p>
+    <w:p>
+      <w:pPr>
+        <w:spacing w:after="100"/>
+      </w:pPr>
+      <w:r>
+        <w:rPr>
+          <w:b/>
+          <w:bCs/>
+          <w:sz w:val="22"/>
+          <w:szCs w:val="22"/>
+        </w:rPr>
+        <w:t xml:space="preserve">8. El backend responde </w:t>
+      </w:r>
+      <w:r>
+        <w:rPr>
+          <w:sz w:val="22"/>
+          <w:szCs w:val="22"/>
+        </w:rPr>
+        <w:t xml:space="preserve">con el texto generado + las citas (documento y artículo) de los 3 fragmentos usados — son las que se muestran junto a la respuesta.</w:t>
       </w:r>
     </w:p>
     <w:p>
@@ -2215,7 +2409,7 @@
           <w:sz w:val="22"/>
           <w:szCs w:val="22"/>
         </w:rPr>
-        <w:t xml:space="preserve">Dos modelos pre-entrenados abiertos, cada uno detrás de su propio puerto, más una base de datos vectorial embebida y un índice de palabra clave, corriendo en el VPS (Virtual Private Server: servidor privado virtual) de producción — la pieza que no necesita GPU usa su CPU (unidad central de procesamiento) normal:</w:t>
+        <w:t xml:space="preserve">Tres modelos pre-entrenados abiertos, cada uno detrás de su propio puerto (el tercero, el del tutor, agregado el 11 de octubre en una segunda GPU), más una base de datos vectorial embebida y un índice de palabra clave, corriendo en el VPS (Virtual Private Server: servidor privado virtual) de producción — la pieza que no necesita GPU usa su CPU (unidad central de procesamiento) normal:</w:t>
       </w:r>
     </w:p>
     <w:tbl>
@@ -2428,7 +2622,7 @@
                 <w:sz w:val="20"/>
                 <w:szCs w:val="20"/>
               </w:rPr>
-              <w:t xml:space="preserve">Qwen/Qwen2.5-7B-Instruct</w:t>
+              <w:t xml:space="preserve">Qwen/Qwen2.5-14B-Instruct</w:t>
             </w:r>
           </w:p>
         </w:tc>
@@ -2598,6 +2792,77 @@
                 <w:szCs w:val="20"/>
               </w:rPr>
               <w:t xml:space="preserve">VPS de producción (co-localizado con la API)</w:t>
+            </w:r>
+          </w:p>
+        </w:tc>
+      </w:tr>
+      <w:tr>
+        <w:tc>
+          <w:tcPr>
+            <w:tcW w:type="dxa" w:w="2400"/>
+            <w:tcMar>
+              <w:top w:type="dxa" w:w="80"/>
+              <w:left w:type="dxa" w:w="100"/>
+              <w:bottom w:type="dxa" w:w="80"/>
+              <w:right w:type="dxa" w:w="100"/>
+            </w:tcMar>
+          </w:tcPr>
+          <w:p>
+            <w:r>
+              <w:rPr>
+                <w:b w:val="false"/>
+                <w:bCs w:val="false"/>
+                <w:color w:val="000000"/>
+                <w:sz w:val="20"/>
+                <w:szCs w:val="20"/>
+              </w:rPr>
+              <w:t xml:space="preserve">Tutor IA (texto + imagen)</w:t>
+            </w:r>
+          </w:p>
+        </w:tc>
+        <w:tc>
+          <w:tcPr>
+            <w:tcW w:type="dxa" w:w="4400"/>
+            <w:tcMar>
+              <w:top w:type="dxa" w:w="80"/>
+              <w:left w:type="dxa" w:w="100"/>
+              <w:bottom w:type="dxa" w:w="80"/>
+              <w:right w:type="dxa" w:w="100"/>
+            </w:tcMar>
+          </w:tcPr>
+          <w:p>
+            <w:r>
+              <w:rPr>
+                <w:b w:val="false"/>
+                <w:bCs w:val="false"/>
+                <w:color w:val="000000"/>
+                <w:sz w:val="20"/>
+                <w:szCs w:val="20"/>
+              </w:rPr>
+              <w:t xml:space="preserve">Qwen/Qwen2.5-VL-7B-Instruct</w:t>
+            </w:r>
+          </w:p>
+        </w:tc>
+        <w:tc>
+          <w:tcPr>
+            <w:tcW w:type="dxa" w:w="2550"/>
+            <w:tcMar>
+              <w:top w:type="dxa" w:w="80"/>
+              <w:left w:type="dxa" w:w="100"/>
+              <w:bottom w:type="dxa" w:w="80"/>
+              <w:right w:type="dxa" w:w="100"/>
+            </w:tcMar>
+          </w:tcPr>
+          <w:p>
+            <w:r>
+              <w:rPr>
+                <w:b w:val="false"/>
+                <w:bCs w:val="false"/>
+                <w:color w:val="000000"/>
+                <w:sz w:val="20"/>
+                <w:szCs w:val="20"/>
+              </w:rPr>
+              <w:t xml:space="preserve">HPC CEDIA — GPU dedicada (nuevo, 2026-10-11)</w:t>
             </w:r>
           </w:p>
         </w:tc>
@@ -2648,7 +2913,7 @@
           <w:sz w:val="22"/>
           <w:szCs w:val="22"/>
         </w:rPr>
-        <w:t xml:space="preserve">Qwen2.5-7B-Instruct: modelo abierto, cabe en una sola GPU A100 de 40GB, no requiere token de Hugging Face, y tiene buen desempeño en instrucciones en español.</w:t>
+        <w:t xml:space="preserve">Qwen2.5-14B-Instruct: modelo abierto, cabe en una sola GPU A100 de 40GB (29.6GB en bf16), no requiere token de Hugging Face, y tiene buen desempeño en instrucciones en español — se subió de 7B a 14B el 11 de octubre, re-evaluado con el mismo 15/15.</w:t>
       </w:r>
     </w:p>
     <w:p>
@@ -2970,86 +3235,6 @@
     </w:p>
     <w:p>
       <w:pPr>
-        <w:pStyle w:val="Heading2"/>
-        <w:spacing w:after="120" w:before="280"/>
-      </w:pPr>
-      <w:r>
-        <w:rPr>
-          <w:b/>
-          <w:bCs/>
-          <w:color w:val="2F3C7E"/>
-        </w:rPr>
-        <w:t xml:space="preserve">Caso de uso de principio a fin</w:t>
-      </w:r>
-    </w:p>
-    <w:p>
-      <w:pPr>
-        <w:spacing w:after="160"/>
-      </w:pPr>
-      <w:r>
-        <w:rPr>
-          <w:sz w:val="22"/>
-          <w:szCs w:val="22"/>
-        </w:rPr>
-        <w:t xml:space="preserve">Se presenta un sílabo real (uno de los que ya se imparten en la universidad) y se valida en segundos, mostrando al jurado tanto un criterio que cumple como uno que no cumple, con su cita respectiva — exactamente el caso de uso que un coordinador de carrera usaría hoy.</w:t>
-      </w:r>
-    </w:p>
-    <w:p>
-      <w:pPr>
-        <w:pStyle w:val="Heading1"/>
-        <w:spacing w:after="200" w:before="420"/>
-      </w:pPr>
-      <w:r>
-        <w:rPr>
-          <w:b/>
-          <w:bCs/>
-          <w:color w:val="1E2761"/>
-        </w:rPr>
-        <w:t xml:space="preserve">6. Deploy  ·  10% deploy / producto funcional</w:t>
-      </w:r>
-    </w:p>
-    <w:p>
-      <w:pPr>
-        <w:pStyle w:val="Heading2"/>
-        <w:spacing w:after="120" w:before="280"/>
-      </w:pPr>
-      <w:r>
-        <w:rPr>
-          <w:b/>
-          <w:bCs/>
-          <w:color w:val="2F3C7E"/>
-        </w:rPr>
-        <w:t xml:space="preserve">¿Dónde está desplegado?</w:t>
-      </w:r>
-    </w:p>
-    <w:p>
-      <w:pPr>
-        <w:spacing w:after="160"/>
-      </w:pPr>
-      <w:r>
-        <w:rPr>
-          <w:sz w:val="22"/>
-          <w:szCs w:val="22"/>
-        </w:rPr>
-        <w:t xml:space="preserve">En producción, en el mismo VPS donde corre el resto de la Vibe Coding Platform: backend FastAPI servido con gunicorn + systemd, frontend React servido como build estático por nginx, desplegados automáticamente en cada push a main vía GitHub Actions (rsync + SSH —Secure Shell, protocolo de conexión remota segura— con una llave de despliegue dedicada).</w:t>
-      </w:r>
-    </w:p>
-    <w:p>
-      <w:pPr>
-        <w:pStyle w:val="Heading2"/>
-        <w:spacing w:after="120" w:before="280"/>
-      </w:pPr>
-      <w:r>
-        <w:rPr>
-          <w:b/>
-          <w:bCs/>
-          <w:color w:val="2F3C7E"/>
-        </w:rPr>
-        <w:t xml:space="preserve">¿Cómo se consume?</w:t>
-      </w:r>
-    </w:p>
-    <w:p>
-      <w:pPr>
         <w:pStyle w:val="ListParagraph"/>
         <w:numPr>
           <w:ilvl w:val="0"/>
@@ -3059,10 +3244,99 @@
       </w:pPr>
       <w:r>
         <w:rPr>
-          <w:sz w:val="22"/>
-          <w:szCs w:val="22"/>
-        </w:rPr>
-        <w:t xml:space="preserve">API REST (Representational State Transfer, el estilo estándar de API web; FastAPI): endpoints /api/rag/validate-syllabus (texto), /api/rag/validate-syllabus/upload (.docx) y /api/rag/evaluation/run, protegidos por el mismo sistema de autenticación JWT (JSON Web Token, el formato estándar de token de sesión) y permisos RBAC (Role-Based Access Control: control de acceso basado en roles) del resto de la plataforma.</w:t>
+          <w:b/>
+          <w:bCs/>
+          <w:sz w:val="22"/>
+          <w:szCs w:val="22"/>
+        </w:rPr>
+        <w:t xml:space="preserve">Pantalla "Chat de normativa" (nueva): </w:t>
+      </w:r>
+      <w:r>
+        <w:rPr>
+          <w:sz w:val="22"/>
+          <w:szCs w:val="22"/>
+        </w:rPr>
+        <w:t xml:space="preserve">preguntas libres sobre normativa académica, mismo motor de recuperación híbrida — cita el artículo cuando la normativa lo cubre, o avisa explícitamente y responde con conocimiento general cuando no, sin presentar nunca ese conocimiento general como si fuera una cita oficial.</w:t>
+      </w:r>
+    </w:p>
+    <w:p>
+      <w:pPr>
+        <w:pStyle w:val="Heading2"/>
+        <w:spacing w:after="120" w:before="280"/>
+      </w:pPr>
+      <w:r>
+        <w:rPr>
+          <w:b/>
+          <w:bCs/>
+          <w:color w:val="2F3C7E"/>
+        </w:rPr>
+        <w:t xml:space="preserve">Caso de uso de principio a fin</w:t>
+      </w:r>
+    </w:p>
+    <w:p>
+      <w:pPr>
+        <w:spacing w:after="160"/>
+      </w:pPr>
+      <w:r>
+        <w:rPr>
+          <w:sz w:val="22"/>
+          <w:szCs w:val="22"/>
+        </w:rPr>
+        <w:t xml:space="preserve">Se presenta un sílabo real (uno de los que ya se imparten en la universidad) y se valida en segundos, mostrando al jurado tanto un criterio que cumple como uno que no cumple, con su cita respectiva — exactamente el caso de uso que un coordinador de carrera usaría hoy.</w:t>
+      </w:r>
+    </w:p>
+    <w:p>
+      <w:pPr>
+        <w:pStyle w:val="Heading1"/>
+        <w:spacing w:after="200" w:before="420"/>
+      </w:pPr>
+      <w:r>
+        <w:rPr>
+          <w:b/>
+          <w:bCs/>
+          <w:color w:val="1E2761"/>
+        </w:rPr>
+        <w:t xml:space="preserve">6. Deploy  ·  10% deploy / producto funcional</w:t>
+      </w:r>
+    </w:p>
+    <w:p>
+      <w:pPr>
+        <w:pStyle w:val="Heading2"/>
+        <w:spacing w:after="120" w:before="280"/>
+      </w:pPr>
+      <w:r>
+        <w:rPr>
+          <w:b/>
+          <w:bCs/>
+          <w:color w:val="2F3C7E"/>
+        </w:rPr>
+        <w:t xml:space="preserve">¿Dónde está desplegado?</w:t>
+      </w:r>
+    </w:p>
+    <w:p>
+      <w:pPr>
+        <w:spacing w:after="160"/>
+      </w:pPr>
+      <w:r>
+        <w:rPr>
+          <w:sz w:val="22"/>
+          <w:szCs w:val="22"/>
+        </w:rPr>
+        <w:t xml:space="preserve">En producción, en el mismo VPS donde corre el resto de la Vibe Coding Platform: backend FastAPI servido con gunicorn + systemd, frontend React servido como build estático por nginx, desplegados automáticamente en cada push a main vía GitHub Actions (rsync + SSH —Secure Shell, protocolo de conexión remota segura— con una llave de despliegue dedicada).</w:t>
+      </w:r>
+    </w:p>
+    <w:p>
+      <w:pPr>
+        <w:pStyle w:val="Heading2"/>
+        <w:spacing w:after="120" w:before="280"/>
+      </w:pPr>
+      <w:r>
+        <w:rPr>
+          <w:b/>
+          <w:bCs/>
+          <w:color w:val="2F3C7E"/>
+        </w:rPr>
+        <w:t xml:space="preserve">¿Cómo se consume?</w:t>
       </w:r>
     </w:p>
     <w:p>
@@ -3079,6 +3353,23 @@
           <w:sz w:val="22"/>
           <w:szCs w:val="22"/>
         </w:rPr>
+        <w:t xml:space="preserve">API REST (Representational State Transfer, el estilo estándar de API web; FastAPI): endpoints /api/rag/validate-syllabus (texto), /api/rag/validate-syllabus/upload (.docx) y /api/rag/evaluation/run, protegidos por el mismo sistema de autenticación JWT (JSON Web Token, el formato estándar de token de sesión) y permisos RBAC (Role-Based Access Control: control de acceso basado en roles) del resto de la plataforma.</w:t>
+      </w:r>
+    </w:p>
+    <w:p>
+      <w:pPr>
+        <w:pStyle w:val="ListParagraph"/>
+        <w:numPr>
+          <w:ilvl w:val="0"/>
+          <w:numId w:val="1"/>
+        </w:numPr>
+        <w:spacing w:after="80"/>
+      </w:pPr>
+      <w:r>
+        <w:rPr>
+          <w:sz w:val="22"/>
+          <w:szCs w:val="22"/>
+        </w:rPr>
         <w:t xml:space="preserve">Aplicación web: dos pantallas nuevas integradas en el menú de la plataforma existente (no un sitio aparte), con los mismos 4 idiomas (es/en/pt/fr) que el resto del producto.</w:t>
       </w:r>
     </w:p>
@@ -3105,7 +3396,7 @@
           <w:sz w:val="22"/>
           <w:szCs w:val="22"/>
         </w:rPr>
-        <w:t xml:space="preserve">El VPS aloja la API, el frontend, la base de datos vectorial (LanceDB) y el índice de palabra clave (BM25); el cómputo pesado (embeddings y generación) corre bajo demanda en el clúster HPC de CEDIA y se expone al VPS mediante dos túneles SSH inversos — el HPC no es alcanzable desde internet de forma directa, así que el propio nodo de cómputo abre la conexión hacia el VPS.</w:t>
+        <w:t xml:space="preserve">El VPS aloja la API, el frontend, la base de datos vectorial (LanceDB) y el índice de palabra clave (BM25); el cómputo pesado (embeddings, generación del RAG y generación/visión del tutor) corre bajo demanda en el clúster HPC de CEDIA, repartido en 2 GPUs, y se expone al VPS mediante 3 túneles SSH inversos — el HPC no es alcanzable desde internet de forma directa, así que el propio nodo de cómputo abre la conexión hacia el VPS.</w:t>
       </w:r>
     </w:p>
     <w:tbl>
@@ -3294,7 +3585,7 @@
                 <w:sz w:val="20"/>
                 <w:szCs w:val="20"/>
               </w:rPr>
-              <w:t xml:space="preserve">vLLM (Qwen2.5-7B-Instruct)</w:t>
+              <w:t xml:space="preserve">vLLM (Qwen2.5-14B-Instruct)</w:t>
             </w:r>
           </w:p>
         </w:tc>
@@ -3433,13 +3724,11 @@
           <w:p>
             <w:r>
               <w:rPr>
-                <w:b w:val="false"/>
-                <w:bCs w:val="false"/>
-                <w:color w:val="000000"/>
-                <w:sz w:val="20"/>
-                <w:szCs w:val="20"/>
-              </w:rPr>
-              <w:t xml:space="preserve">Túnel SSH inverso ×2</w:t>
+                <w:color w:val="000000"/>
+                <w:sz w:val="20"/>
+                <w:szCs w:val="20"/>
+              </w:rPr>
+              <w:t xml:space="preserve">vLLM (Qwen2.5-VL-7B-Instruct)</w:t>
             </w:r>
           </w:p>
         </w:tc>
@@ -3457,13 +3746,11 @@
           <w:p>
             <w:r>
               <w:rPr>
-                <w:b w:val="false"/>
-                <w:bCs w:val="false"/>
-                <w:color w:val="000000"/>
-                <w:sz w:val="20"/>
-                <w:szCs w:val="20"/>
-              </w:rPr>
-              <w:t xml:space="preserve">HPC → VPS</w:t>
+                <w:color w:val="000000"/>
+                <w:sz w:val="20"/>
+                <w:szCs w:val="20"/>
+              </w:rPr>
+              <w:t xml:space="preserve">HPC CEDIA · GPU A100 40GB dedicada</w:t>
             </w:r>
           </w:p>
         </w:tc>
@@ -3481,13 +3768,85 @@
           <w:p>
             <w:r>
               <w:rPr>
-                <w:b w:val="false"/>
-                <w:bCs w:val="false"/>
-                <w:color w:val="000000"/>
-                <w:sz w:val="20"/>
-                <w:szCs w:val="20"/>
-              </w:rPr>
-              <w:t xml:space="preserve">Expone vLLM y TEI al VPS sin IP pública en el HPC</w:t>
+                <w:color w:val="000000"/>
+                <w:sz w:val="20"/>
+                <w:szCs w:val="20"/>
+              </w:rPr>
+              <w:t xml:space="preserve">Genera las pistas del tutor y analiza imágenes (nuevo, 11 oct.)</w:t>
+            </w:r>
+          </w:p>
+        </w:tc>
+      </w:tr>
+      <w:tr>
+        <w:tc>
+          <w:tcPr>
+            <w:tcW w:type="dxa" w:w="3400"/>
+            <w:shd w:fill="EEF1F8" w:val="clear"/>
+            <w:tcMar>
+              <w:top w:type="dxa" w:w="80"/>
+              <w:left w:type="dxa" w:w="100"/>
+              <w:bottom w:type="dxa" w:w="80"/>
+              <w:right w:type="dxa" w:w="100"/>
+            </w:tcMar>
+          </w:tcPr>
+          <w:p>
+            <w:r>
+              <w:rPr>
+                <w:b w:val="false"/>
+                <w:bCs w:val="false"/>
+                <w:color w:val="000000"/>
+                <w:sz w:val="20"/>
+                <w:szCs w:val="20"/>
+              </w:rPr>
+              <w:t xml:space="preserve">Túnel SSH inverso ×3</w:t>
+            </w:r>
+          </w:p>
+        </w:tc>
+        <w:tc>
+          <w:tcPr>
+            <w:tcW w:type="dxa" w:w="3100"/>
+            <w:shd w:fill="EEF1F8" w:val="clear"/>
+            <w:tcMar>
+              <w:top w:type="dxa" w:w="80"/>
+              <w:left w:type="dxa" w:w="100"/>
+              <w:bottom w:type="dxa" w:w="80"/>
+              <w:right w:type="dxa" w:w="100"/>
+            </w:tcMar>
+          </w:tcPr>
+          <w:p>
+            <w:r>
+              <w:rPr>
+                <w:b w:val="false"/>
+                <w:bCs w:val="false"/>
+                <w:color w:val="000000"/>
+                <w:sz w:val="20"/>
+                <w:szCs w:val="20"/>
+              </w:rPr>
+              <w:t xml:space="preserve">HPC → VPS</w:t>
+            </w:r>
+          </w:p>
+        </w:tc>
+        <w:tc>
+          <w:tcPr>
+            <w:tcW w:type="dxa" w:w="2850"/>
+            <w:shd w:fill="EEF1F8" w:val="clear"/>
+            <w:tcMar>
+              <w:top w:type="dxa" w:w="80"/>
+              <w:left w:type="dxa" w:w="100"/>
+              <w:bottom w:type="dxa" w:w="80"/>
+              <w:right w:type="dxa" w:w="100"/>
+            </w:tcMar>
+          </w:tcPr>
+          <w:p>
+            <w:r>
+              <w:rPr>
+                <w:b w:val="false"/>
+                <w:bCs w:val="false"/>
+                <w:color w:val="000000"/>
+                <w:sz w:val="20"/>
+                <w:szCs w:val="20"/>
+              </w:rPr>
+              <w:t xml:space="preserve">Expone vLLM (RAG), TEI y vLLM-visión (tutor) al VPS sin IP pública en el HPC</w:t>
             </w:r>
           </w:p>
         </w:tc>
